--- a/deliverables/jersey-embryo-bid-2026/09_이식농가확인서_현장수거용.docx
+++ b/deliverables/jersey-embryo-bid-2026/09_이식농가확인서_현장수거용.docx
@@ -50,6 +50,9 @@
         <w:gridCol w:w="7038"/>
       </w:tblGrid>
       <w:tr>
+        <w:trPr>
+          <w:trHeight w:val="620" w:hRule="atLeast"/>
+        </w:trPr>
         <w:tc>
           <w:tcPr>
             <w:tcW w:type="dxa" w:w="2600"/>
@@ -119,6 +122,9 @@
         </w:tc>
       </w:tr>
       <w:tr>
+        <w:trPr>
+          <w:trHeight w:val="620" w:hRule="atLeast"/>
+        </w:trPr>
         <w:tc>
           <w:tcPr>
             <w:tcW w:type="dxa" w:w="2600"/>
@@ -188,6 +194,9 @@
         </w:tc>
       </w:tr>
       <w:tr>
+        <w:trPr>
+          <w:trHeight w:val="620" w:hRule="atLeast"/>
+        </w:trPr>
         <w:tc>
           <w:tcPr>
             <w:tcW w:type="dxa" w:w="2600"/>
@@ -257,6 +266,9 @@
         </w:tc>
       </w:tr>
       <w:tr>
+        <w:trPr>
+          <w:trHeight w:val="620" w:hRule="atLeast"/>
+        </w:trPr>
         <w:tc>
           <w:tcPr>
             <w:tcW w:type="dxa" w:w="2600"/>
@@ -326,6 +338,9 @@
         </w:tc>
       </w:tr>
       <w:tr>
+        <w:trPr>
+          <w:trHeight w:val="620" w:hRule="atLeast"/>
+        </w:trPr>
         <w:tc>
           <w:tcPr>
             <w:tcW w:type="dxa" w:w="2600"/>
@@ -395,6 +410,9 @@
         </w:tc>
       </w:tr>
       <w:tr>
+        <w:trPr>
+          <w:trHeight w:val="620" w:hRule="atLeast"/>
+        </w:trPr>
         <w:tc>
           <w:tcPr>
             <w:tcW w:type="dxa" w:w="2600"/>
@@ -464,6 +482,9 @@
         </w:tc>
       </w:tr>
       <w:tr>
+        <w:trPr>
+          <w:trHeight w:val="620" w:hRule="atLeast"/>
+        </w:trPr>
         <w:tc>
           <w:tcPr>
             <w:tcW w:type="dxa" w:w="2600"/>
@@ -533,6 +554,9 @@
         </w:tc>
       </w:tr>
       <w:tr>
+        <w:trPr>
+          <w:trHeight w:val="620" w:hRule="atLeast"/>
+        </w:trPr>
         <w:tc>
           <w:tcPr>
             <w:tcW w:type="dxa" w:w="2600"/>
@@ -602,6 +626,9 @@
         </w:tc>
       </w:tr>
       <w:tr>
+        <w:trPr>
+          <w:trHeight w:val="620" w:hRule="atLeast"/>
+        </w:trPr>
         <w:tc>
           <w:tcPr>
             <w:tcW w:type="dxa" w:w="2600"/>
@@ -685,6 +712,9 @@
         </w:tc>
       </w:tr>
       <w:tr>
+        <w:trPr>
+          <w:trHeight w:val="620" w:hRule="atLeast"/>
+        </w:trPr>
         <w:tc>
           <w:tcPr>
             <w:tcW w:type="dxa" w:w="2600"/>
@@ -754,6 +784,9 @@
         </w:tc>
       </w:tr>
       <w:tr>
+        <w:trPr>
+          <w:trHeight w:val="620" w:hRule="atLeast"/>
+        </w:trPr>
         <w:tc>
           <w:tcPr>
             <w:tcW w:type="dxa" w:w="2600"/>
